--- a/002-maze-madness/worksheets/extension-advanced.docx
+++ b/002-maze-madness/worksheets/extension-advanced.docx
@@ -13,7 +13,7 @@
           <w:b/>
           <w:sz w:val="40"/>
         </w:rPr>
-        <w:t>🧩 M002 Extension — Advanced Worksheet</w:t>
+        <w:t>🧩 M002 Extension 1 — Redstone Trail Solver</w:t>
       </w:r>
     </w:p>
     <w:p>
@@ -73,7 +73,7 @@
         <w:t>extension challenge</w:t>
       </w:r>
       <w:r>
-        <w:t xml:space="preserve"> for students who have finished the weekly mazes and want something harder. The agent solves a </w:t>
+        <w:t xml:space="preserve"> for students who finished the weekly mazes. The agent solves a </w:t>
       </w:r>
       <w:r>
         <w:rPr>
@@ -82,7 +82,7 @@
         <w:t>3D cube maze</w:t>
       </w:r>
       <w:r>
-        <w:t xml:space="preserve"> on its own by following a </w:t>
+        <w:t xml:space="preserve"> on its own. It reads a </w:t>
       </w:r>
       <w:r>
         <w:rPr>
@@ -91,25 +91,7 @@
         <w:t>redstone trail</w:t>
       </w:r>
       <w:r>
-        <w:t xml:space="preserve"> — reading redstone above, below, left, right and ahead, then deciding what to do at every step.</w:t>
-      </w:r>
-    </w:p>
-    <w:p>
-      <w:pPr>
-        <w:keepNext/>
-        <w:keepLines/>
-      </w:pPr>
-      <w:r>
-        <w:t xml:space="preserve">You drive it with </w:t>
-      </w:r>
-      <w:r>
-        <w:rPr>
-          <w:b/>
-        </w:rPr>
-        <w:t>chat commands</w:t>
-      </w:r>
-      <w:r>
-        <w:t xml:space="preserve">: type </w:t>
+        <w:t xml:space="preserve"> above, below, left, right and ahead, then decides what to do at every step. You drive it with chat: </w:t>
       </w:r>
       <w:r>
         <w:rPr>
@@ -120,7 +102,7 @@
         <w:t>l</w:t>
       </w:r>
       <w:r>
-        <w:t xml:space="preserve"> to turn left, </w:t>
+        <w:t xml:space="preserve"> turns left, </w:t>
       </w:r>
       <w:r>
         <w:rPr>
@@ -131,7 +113,7 @@
         <w:t>r</w:t>
       </w:r>
       <w:r>
-        <w:t xml:space="preserve"> to turn right, </w:t>
+        <w:t xml:space="preserve"> turns right, </w:t>
       </w:r>
       <w:r>
         <w:rPr>
@@ -142,7 +124,7 @@
         <w:t>run</w:t>
       </w:r>
       <w:r>
-        <w:t xml:space="preserve"> to start the solver, and </w:t>
+        <w:t xml:space="preserve"> starts the solver, </w:t>
       </w:r>
       <w:r>
         <w:rPr>
@@ -153,7 +135,7 @@
         <w:t>rl</w:t>
       </w:r>
       <w:r>
-        <w:t xml:space="preserve"> to teleport the agent back to you.</w:t>
+        <w:t xml:space="preserve"> teleports it back to you.</w:t>
       </w:r>
     </w:p>
     <w:p>
@@ -178,7 +160,7 @@
         <w:keepLines/>
       </w:pPr>
       <w:r>
-        <w:t xml:space="preserve">Each block of code binds a </w:t>
+        <w:t xml:space="preserve">Each block binds a </w:t>
       </w:r>
       <w:r>
         <w:rPr>
@@ -187,7 +169,7 @@
         <w:t>chat word</w:t>
       </w:r>
       <w:r>
-        <w:t xml:space="preserve"> to an action. When you type that word in chat, the agent runs the code.</w:t>
+        <w:t xml:space="preserve"> to an action. Type the word, the agent runs the code.</w:t>
       </w:r>
     </w:p>
     <w:p>
@@ -203,11 +185,11 @@
           <w:rFonts w:ascii="Consolas" w:hAnsi="Consolas" w:cs="Consolas"/>
           <w:sz w:val="21"/>
         </w:rPr>
-        <w:t>def on_on_chat():</w:t>
+        <w:t>def turn_left():</w:t>
         <w:br/>
         <w:t xml:space="preserve">    agent.turn(LEFT_TURN)</w:t>
         <w:br/>
-        <w:t>player.on_chat("l", on_on_chat)</w:t>
+        <w:t>player.on_chat("l", turn_left)</w:t>
       </w:r>
     </w:p>
     <w:p>
@@ -219,7 +201,7 @@
         <w:rPr>
           <w:b/>
         </w:rPr>
-        <w:t>What does the agent do when you type `l` in chat?</w:t>
+        <w:t>What does the agent do when you type `l`?</w:t>
       </w:r>
     </w:p>
     <w:p>
@@ -274,11 +256,11 @@
           <w:rFonts w:ascii="Consolas" w:hAnsi="Consolas" w:cs="Consolas"/>
           <w:sz w:val="21"/>
         </w:rPr>
-        <w:t>def on_on_chat4():</w:t>
+        <w:t>def go_back():</w:t>
         <w:br/>
         <w:t xml:space="preserve">    agent.teleport_to_player()</w:t>
         <w:br/>
-        <w:t>player.on_chat("rl", on_on_chat4)</w:t>
+        <w:t>player.on_chat("rl", go_back)</w:t>
       </w:r>
     </w:p>
     <w:p>
@@ -290,7 +272,7 @@
         <w:rPr>
           <w:b/>
         </w:rPr>
-        <w:t>You typed `rl`. Where does the agent go? When would that be useful?</w:t>
+        <w:t>You type `rl`. Where does the agent go? When is that useful?</w:t>
       </w:r>
     </w:p>
     <w:p>
@@ -354,7 +336,7 @@
         <w:rPr>
           <w:b/>
         </w:rPr>
-        <w:t>Why is it handy to bind small helpers like `l`, `r` and `rl` to chat _before_ you write the big `run` solver?</w:t>
+        <w:t>Why bind small helpers (`l`, `r`, `rl`) _before_ you write the big `run` solver?</w:t>
       </w:r>
     </w:p>
     <w:p>
@@ -431,7 +413,7 @@
         <w:keepLines/>
       </w:pPr>
       <w:r>
-        <w:t xml:space="preserve">This is the loop that runs when you type </w:t>
+        <w:t xml:space="preserve">This loop runs when you type </w:t>
       </w:r>
       <w:r>
         <w:rPr>
@@ -494,7 +476,7 @@
         <w:rPr>
           <w:b/>
         </w:rPr>
-        <w:t>The loop starts with `while True`. When does it stop on its own?</w:t>
+        <w:t>`while True` keeps going. When does it stop on its own?</w:t>
       </w:r>
     </w:p>
     <w:p>
@@ -545,7 +527,7 @@
         <w:rPr>
           <w:b/>
         </w:rPr>
-        <w:t>The redstone is a _trail_ the agent follows. In your own words, what does `detect(REDSTONE, DOWN)` tell the agent?</w:t>
+        <w:t>In your own words: what does `detect(REDSTONE, DOWN)` tell the agent?</w:t>
       </w:r>
     </w:p>
     <w:p>
@@ -609,7 +591,7 @@
         <w:rPr>
           <w:b/>
         </w:rPr>
-        <w:t>This maze is 3D — the agent goes up and down, not just flat. Which two lines move it between floors? What does each one do?</w:t>
+        <w:t>The maze is 3D. Which two lines move the agent between floors? What does each do?</w:t>
       </w:r>
     </w:p>
     <w:p>
@@ -673,7 +655,7 @@
         <w:rPr>
           <w:b/>
         </w:rPr>
-        <w:t>Why does the order of the `if` / `elif` checks matter? What would change if the `elif agent.detect(REDSTONE, DOWN)` check came _first_, before the others?</w:t>
+        <w:t>Why does the order of the `if` / `elif` checks matter? What changes if the `elif agent.detect(REDSTONE, DOWN)` check came _first_?</w:t>
       </w:r>
     </w:p>
     <w:p>
@@ -750,16 +732,7 @@
         <w:keepLines/>
       </w:pPr>
       <w:r>
-        <w:t xml:space="preserve">Each block below is broken. Read what it is </w:t>
-      </w:r>
-      <w:r>
-        <w:rPr>
-          <w:b/>
-        </w:rPr>
-        <w:t>supposed</w:t>
-      </w:r>
-      <w:r>
-        <w:t xml:space="preserve"> to do, rewrite it so it works, then explain the fix.</w:t>
+        <w:t>Each block is broken. Read what it should do, rewrite it, then explain the fix.</w:t>
       </w:r>
     </w:p>
     <w:p>
@@ -774,7 +747,7 @@
         <w:t>Bug A</w:t>
       </w:r>
       <w:r>
-        <w:t xml:space="preserve"> — The solver should keep going until the maze is done, checking the trail on every step.</w:t>
+        <w:t xml:space="preserve"> — The solver should keep going until the maze is done, checking the trail every step.</w:t>
       </w:r>
     </w:p>
     <w:p>
@@ -809,7 +782,7 @@
         <w:t>Hint:</w:t>
       </w:r>
       <w:r>
-        <w:t xml:space="preserve"> this only checks _once_. What wraps a block so it repeats?</w:t>
+        <w:t xml:space="preserve"> this checks only once. What wraps a block so it repeats?</w:t>
       </w:r>
     </w:p>
     <w:p>
@@ -821,7 +794,7 @@
         <w:rPr>
           <w:b/>
         </w:rPr>
-        <w:t>Write the fixed code:</w:t>
+        <w:t>Write the fix:</w:t>
       </w:r>
     </w:p>
     <w:p>
@@ -958,10 +931,10 @@
         <w:rPr>
           <w:b/>
         </w:rPr>
-        <w:t>down and to the right</w:t>
+        <w:t>down and right</w:t>
       </w:r>
       <w:r>
-        <w:t xml:space="preserve">, the agent should step forward then flip a lever on its </w:t>
+        <w:t xml:space="preserve">, step forward, then flip a lever on the </w:t>
       </w:r>
       <w:r>
         <w:rPr>
@@ -1012,7 +985,7 @@
         <w:t>and</w:t>
       </w:r>
       <w:r>
-        <w:t xml:space="preserve"> right" — both must be true. And it should move forward before it interacts.</w:t>
+        <w:t xml:space="preserve"> right" — both must be true. Move forward before you interact.</w:t>
       </w:r>
     </w:p>
     <w:p>
@@ -1024,7 +997,7 @@
         <w:rPr>
           <w:b/>
         </w:rPr>
-        <w:t>Write the fixed code:</w:t>
+        <w:t>Write the fix:</w:t>
       </w:r>
     </w:p>
     <w:p>
@@ -1156,7 +1129,176 @@
           <w:color w:val="1A4D2E"/>
           <w:sz w:val="30"/>
         </w:rPr>
-        <w:t>4 · Make It Your Own 🛠️</w:t>
+        <w:t>4 · Write a Branch ✍️</w:t>
+      </w:r>
+    </w:p>
+    <w:p>
+      <w:pPr>
+        <w:keepNext/>
+        <w:keepLines/>
+      </w:pPr>
+      <w:r>
+        <w:t xml:space="preserve">Add one more </w:t>
+      </w:r>
+      <w:r>
+        <w:rPr>
+          <w:rFonts w:ascii="Consolas" w:hAnsi="Consolas" w:cs="Consolas"/>
+          <w:sz w:val="21"/>
+          <w:shd w:val="clear" w:fill="EEEEEE"/>
+        </w:rPr>
+        <w:t>elif</w:t>
+      </w:r>
+      <w:r>
+        <w:t xml:space="preserve"> to the solver. When there is redstone straight </w:t>
+      </w:r>
+      <w:r>
+        <w:rPr>
+          <w:b/>
+        </w:rPr>
+        <w:t>ahead</w:t>
+      </w:r>
+      <w:r>
+        <w:t xml:space="preserve">, the agent should turn </w:t>
+      </w:r>
+      <w:r>
+        <w:rPr>
+          <w:b/>
+        </w:rPr>
+        <w:t>right</w:t>
+      </w:r>
+      <w:r>
+        <w:t xml:space="preserve"> and move forward.</w:t>
+      </w:r>
+    </w:p>
+    <w:p>
+      <w:pPr>
+        <w:keepNext/>
+        <w:keepLines/>
+      </w:pPr>
+      <w:r>
+        <w:rPr>
+          <w:b/>
+        </w:rPr>
+        <w:t>Write the branch:</w:t>
+      </w:r>
+    </w:p>
+    <w:p>
+      <w:pPr>
+        <w:spacing w:after="0" w:before="0" w:line="520" w:lineRule="exact"/>
+        <w:keepNext/>
+        <w:keepLines/>
+        <w:pBdr>
+          <w:bottom w:val="single" w:sz="6" w:space="1" w:color="C9C9C9"/>
+        </w:pBdr>
+      </w:pPr>
+      <w:r>
+        <w:t xml:space="preserve"> </w:t>
+      </w:r>
+    </w:p>
+    <w:p>
+      <w:pPr>
+        <w:spacing w:after="0" w:before="0" w:line="520" w:lineRule="exact"/>
+        <w:keepNext/>
+        <w:keepLines/>
+        <w:pBdr>
+          <w:bottom w:val="single" w:sz="6" w:space="1" w:color="C9C9C9"/>
+        </w:pBdr>
+      </w:pPr>
+      <w:r>
+        <w:t xml:space="preserve"> </w:t>
+      </w:r>
+    </w:p>
+    <w:p>
+      <w:pPr>
+        <w:spacing w:after="0" w:before="0" w:line="520" w:lineRule="exact"/>
+        <w:keepNext/>
+        <w:keepLines/>
+        <w:pBdr>
+          <w:bottom w:val="single" w:sz="6" w:space="1" w:color="C9C9C9"/>
+        </w:pBdr>
+      </w:pPr>
+      <w:r>
+        <w:t xml:space="preserve"> </w:t>
+      </w:r>
+    </w:p>
+    <w:p>
+      <w:pPr>
+        <w:spacing w:after="0" w:before="0" w:line="520" w:lineRule="exact"/>
+        <w:keepNext w:val="0"/>
+        <w:keepLines/>
+        <w:pBdr>
+          <w:bottom w:val="single" w:sz="6" w:space="1" w:color="C9C9C9"/>
+        </w:pBdr>
+      </w:pPr>
+      <w:r>
+        <w:t xml:space="preserve"> </w:t>
+      </w:r>
+    </w:p>
+    <w:p>
+      <w:pPr>
+        <w:keepNext/>
+        <w:keepLines/>
+      </w:pPr>
+      <w:r>
+        <w:rPr>
+          <w:b/>
+        </w:rPr>
+        <w:t>In one line: where in the loop should this go, and why?</w:t>
+      </w:r>
+    </w:p>
+    <w:p>
+      <w:pPr>
+        <w:spacing w:after="0" w:before="0" w:line="520" w:lineRule="exact"/>
+        <w:keepNext/>
+        <w:keepLines/>
+        <w:pBdr>
+          <w:bottom w:val="single" w:sz="6" w:space="1" w:color="C9C9C9"/>
+        </w:pBdr>
+      </w:pPr>
+      <w:r>
+        <w:t xml:space="preserve"> </w:t>
+      </w:r>
+    </w:p>
+    <w:p>
+      <w:pPr>
+        <w:spacing w:after="0" w:before="0" w:line="520" w:lineRule="exact"/>
+        <w:keepNext/>
+        <w:keepLines/>
+        <w:pBdr>
+          <w:bottom w:val="single" w:sz="6" w:space="1" w:color="C9C9C9"/>
+        </w:pBdr>
+      </w:pPr>
+      <w:r>
+        <w:t xml:space="preserve"> </w:t>
+      </w:r>
+    </w:p>
+    <w:p>
+      <w:pPr>
+        <w:spacing w:after="0" w:before="0" w:line="520" w:lineRule="exact"/>
+        <w:keepNext w:val="0"/>
+        <w:keepLines/>
+        <w:pBdr>
+          <w:bottom w:val="single" w:sz="6" w:space="1" w:color="C9C9C9"/>
+        </w:pBdr>
+      </w:pPr>
+      <w:r>
+        <w:t xml:space="preserve"> </w:t>
+      </w:r>
+    </w:p>
+    <w:p>
+      <w:pPr>
+        <w:keepNext/>
+        <w:keepLines/>
+        <w:pageBreakBefore/>
+        <w:spacing w:before="40" w:after="120"/>
+      </w:pPr>
+      <w:r>
+        <w:rPr>
+          <w:b/>
+          <w:color w:val="1A4D2E"/>
+          <w:sz w:val="30"/>
+        </w:rPr>
+        <w:t>5 · Make It Your Own 🛠️</w:t>
       </w:r>
     </w:p>
     <w:p>
@@ -1176,16 +1318,16 @@
         <w:t>run</w:t>
       </w:r>
       <w:r>
-        <w:t xml:space="preserve">. Now </w:t>
+        <w:t xml:space="preserve">. Change </w:t>
       </w:r>
       <w:r>
         <w:rPr>
           <w:b/>
         </w:rPr>
-        <w:t>change one thing</w:t>
+        <w:t>one thing</w:t>
       </w:r>
       <w:r>
-        <w:t xml:space="preserve"> and predict what happens before you test it.</w:t>
+        <w:t>, predict, then test.</w:t>
       </w:r>
     </w:p>
     <w:p>
@@ -1203,7 +1345,7 @@
         <w:t>one</w:t>
       </w:r>
       <w:r>
-        <w:t xml:space="preserve"> idea (or your own):</w:t>
+        <w:t xml:space="preserve"> (or your own):</w:t>
       </w:r>
     </w:p>
     <w:p>
@@ -1217,7 +1359,7 @@
         <w:t xml:space="preserve">•  </w:t>
       </w:r>
       <w:r>
-        <w:t xml:space="preserve">Add a new chat command, like </w:t>
+        <w:t xml:space="preserve">Add a </w:t>
       </w:r>
       <w:r>
         <w:rPr>
@@ -1228,7 +1370,7 @@
         <w:t>back</w:t>
       </w:r>
       <w:r>
-        <w:t>, that turns the agent around (two right turns).</w:t>
+        <w:t xml:space="preserve"> command that turns the agent around (two right turns).</w:t>
       </w:r>
     </w:p>
     <w:p>
@@ -1253,7 +1395,7 @@
         <w:t>agent.move(DOWN, 4)</w:t>
       </w:r>
       <w:r>
-        <w:t xml:space="preserve"> to a different number and watch where the agent lands.</w:t>
+        <w:t xml:space="preserve"> to a new number and watch where it lands.</w:t>
       </w:r>
     </w:p>
     <w:p>
@@ -1278,7 +1420,7 @@
         <w:t>elif</w:t>
       </w:r>
       <w:r>
-        <w:t xml:space="preserve"> that does something when there is redstone straight </w:t>
+        <w:t xml:space="preserve"> that reacts to redstone straight </w:t>
       </w:r>
       <w:r>
         <w:rPr>
@@ -1299,7 +1441,7 @@
         <w:rPr>
           <w:b/>
         </w:rPr>
-        <w:t>Which change did you pick? Write the code for it.</w:t>
+        <w:t>Which change? Write the code.</w:t>
       </w:r>
     </w:p>
     <w:p>
@@ -1402,10 +1544,10 @@
         <w:rPr>
           <w:b/>
         </w:rPr>
-        <w:t>Predict first:</w:t>
+        <w:t>Predict:</w:t>
       </w:r>
       <w:r>
-        <w:t xml:space="preserve"> what do you think will happen when you run it?</w:t>
+        <w:t xml:space="preserve"> what will happen?</w:t>
       </w:r>
     </w:p>
     <w:p>
@@ -1456,7 +1598,7 @@
         <w:rPr>
           <w:b/>
         </w:rPr>
-        <w:t>Then test it.</w:t>
+        <w:t>Test it.</w:t>
       </w:r>
       <w:r>
         <w:t xml:space="preserve"> What actually happened? If it surprised you, why?</w:t>
@@ -1527,7 +1669,7 @@
           <w:color w:val="1A4D2E"/>
           <w:sz w:val="30"/>
         </w:rPr>
-        <w:t>5 · Tell Me What You Built 📸</w:t>
+        <w:t>6 · Finish the Maze 📸</w:t>
       </w:r>
     </w:p>
     <w:p>
@@ -1536,7 +1678,7 @@
         <w:keepLines/>
       </w:pPr>
       <w:r>
-        <w:t>When the agent finishes the cube maze, come back here. Send a photo or video of the agent reaching the goal, then explain what you did. Use these sentence starters — write 4 to 6 sentences total.</w:t>
+        <w:t>When the agent finishes the cube maze, come back. Send a photo OR video of the agent at the goal, then explain. Write 4 to 6 sentences.</w:t>
       </w:r>
     </w:p>
     <w:p>
@@ -1613,7 +1755,7 @@
           <w:i/>
           <w:color w:val="444444"/>
         </w:rPr>
-        <w:t>The change I made in section 4 was …</w:t>
+        <w:t>The change I made was …</w:t>
       </w:r>
     </w:p>
     <w:p>
@@ -1815,7 +1957,7 @@
           <w:color w:val="1A4D2E"/>
           <w:sz w:val="30"/>
         </w:rPr>
-        <w:t>6 · Record Your Walkthrough 🎥</w:t>
+        <w:t>7 · Record Your Walkthrough 🎥</w:t>
       </w:r>
     </w:p>
     <w:p>
@@ -1824,7 +1966,7 @@
         <w:keepLines/>
       </w:pPr>
       <w:r>
-        <w:t xml:space="preserve">Take a video on your phone (or a parent's phone) while the agent solves the maze. Talk through it like you are teaching someone who has never seen it. Try to use these words: </w:t>
+        <w:t xml:space="preserve">Film the agent solving the maze on your phone. Talk through it like you are teaching someone new. Try these words: </w:t>
       </w:r>
       <w:r>
         <w:rPr>
@@ -1944,7 +2086,7 @@
         <w:t>elif</w:t>
       </w:r>
       <w:r>
-        <w:t xml:space="preserve"> line out loud and say what decision it makes.</w:t>
+        <w:t xml:space="preserve"> line out loud and say what it decides.</w:t>
       </w:r>
     </w:p>
     <w:p>
@@ -1955,7 +2097,7 @@
         <w:ind w:left="864"/>
       </w:pPr>
       <w:r>
-        <w:t>4.  Show the change you made in section 4 and what it did.</w:t>
+        <w:t>4.  Show the change you made and what it did.</w:t>
       </w:r>
     </w:p>
     <w:p>
@@ -1967,10 +2109,10 @@
         <w:rPr>
           <w:b/>
         </w:rPr>
-        <w:t>Write what you will say in your video.</w:t>
+        <w:t>Write what you will say.</w:t>
       </w:r>
       <w:r>
-        <w:t xml:space="preserve"> Plan it here first — you can read from it while filming.</w:t>
+        <w:t xml:space="preserve"> Plan it here first.</w:t>
       </w:r>
     </w:p>
     <w:p>
